--- a/templates/prikaz_formirovanie_po.docx
+++ b/templates/prikaz_formirovanie_po.docx
@@ -232,6 +232,11 @@
       </w:r>
     </w:p>
     <w:p>
+      <w:r>
+        <w:t xml:space="preserve">{%p if po_status == 'является' %}</w:t>
+      </w:r>
+    </w:p>
+    <w:p>
       <w:pPr>
         <w:pStyle w:val="a3"/>
         <w:numPr>
@@ -347,6 +352,11 @@
           <w:szCs w:val="24"/>
         </w:rPr>
         <w:t>{{resp4}} срок {{srok4}}.</w:t>
+      </w:r>
+    </w:p>
+    <w:p>
+      <w:r>
+        <w:t xml:space="preserve">{%p endif %}</w:t>
       </w:r>
     </w:p>
     <w:p>
@@ -841,102 +851,6 @@
         </w:rPr>
         <w:t>М.П.</w:t>
       </w:r>
-    </w:p>
-    <w:p>
-      <w:pPr>
-        <w:pStyle w:val="a3"/>
-        <w:ind w:left="360"/>
-        <w:jc w:val="center"/>
-        <w:rPr>
-          <w:rFonts w:ascii="Times New Roman" w:hAnsi="Times New Roman" w:cs="Times New Roman"/>
-          <w:sz w:val="24"/>
-          <w:szCs w:val="24"/>
-        </w:rPr>
-      </w:pPr>
-    </w:p>
-    <w:p>
-      <w:pPr>
-        <w:pStyle w:val="a3"/>
-        <w:ind w:left="360"/>
-        <w:jc w:val="center"/>
-        <w:rPr>
-          <w:rFonts w:ascii="Times New Roman" w:hAnsi="Times New Roman" w:cs="Times New Roman"/>
-          <w:sz w:val="24"/>
-          <w:szCs w:val="24"/>
-        </w:rPr>
-      </w:pPr>
-    </w:p>
-    <w:p>
-      <w:pPr>
-        <w:pStyle w:val="a3"/>
-        <w:ind w:left="360"/>
-        <w:jc w:val="center"/>
-        <w:rPr>
-          <w:rFonts w:ascii="Times New Roman" w:hAnsi="Times New Roman" w:cs="Times New Roman"/>
-          <w:sz w:val="24"/>
-          <w:szCs w:val="24"/>
-        </w:rPr>
-      </w:pPr>
-    </w:p>
-    <w:p>
-      <w:pPr>
-        <w:pStyle w:val="a3"/>
-        <w:ind w:left="360"/>
-        <w:jc w:val="center"/>
-        <w:rPr>
-          <w:rFonts w:ascii="Times New Roman" w:hAnsi="Times New Roman" w:cs="Times New Roman"/>
-          <w:sz w:val="24"/>
-          <w:szCs w:val="24"/>
-        </w:rPr>
-      </w:pPr>
-    </w:p>
-    <w:p>
-      <w:pPr>
-        <w:pStyle w:val="a3"/>
-        <w:ind w:left="360"/>
-        <w:jc w:val="center"/>
-        <w:rPr>
-          <w:rFonts w:ascii="Times New Roman" w:hAnsi="Times New Roman" w:cs="Times New Roman"/>
-          <w:sz w:val="24"/>
-          <w:szCs w:val="24"/>
-        </w:rPr>
-      </w:pPr>
-    </w:p>
-    <w:p>
-      <w:pPr>
-        <w:pStyle w:val="a3"/>
-        <w:ind w:left="360"/>
-        <w:jc w:val="center"/>
-        <w:rPr>
-          <w:rFonts w:ascii="Times New Roman" w:hAnsi="Times New Roman" w:cs="Times New Roman"/>
-          <w:sz w:val="24"/>
-          <w:szCs w:val="24"/>
-        </w:rPr>
-      </w:pPr>
-    </w:p>
-    <w:p>
-      <w:pPr>
-        <w:pStyle w:val="a3"/>
-        <w:ind w:left="360"/>
-        <w:jc w:val="center"/>
-        <w:rPr>
-          <w:rFonts w:ascii="Times New Roman" w:hAnsi="Times New Roman" w:cs="Times New Roman"/>
-          <w:sz w:val="24"/>
-          <w:szCs w:val="24"/>
-        </w:rPr>
-      </w:pPr>
-    </w:p>
-    <w:p>
-      <w:pPr>
-        <w:pStyle w:val="a3"/>
-        <w:ind w:left="360"/>
-        <w:jc w:val="center"/>
-        <w:rPr>
-          <w:rFonts w:ascii="Times New Roman" w:hAnsi="Times New Roman" w:cs="Times New Roman"/>
-          <w:sz w:val="24"/>
-          <w:szCs w:val="24"/>
-        </w:rPr>
-      </w:pPr>
     </w:p>
     <w:p>
       <w:pPr>
@@ -1110,6 +1024,7 @@
     </w:p>
     <w:p>
       <w:pPr>
+        <w:pageBreakBefore/>
         <w:spacing w:after="0"/>
         <w:jc w:val="center"/>
         <w:textAlignment w:val="top"/>
@@ -1165,6 +1080,10 @@
         <w:gridCol w:w="1940"/>
       </w:tblGrid>
       <w:tr>
+        <w:trPr>
+          <w:cantSplit/>
+          <w:tblHeader/>
+        </w:trPr>
         <w:tc>
           <w:tcPr>
             <w:tcW w:w="817" w:type="dxa"/>
